--- a/shablon_dogovora.docx
+++ b/shablon_dogovora.docx
@@ -1626,6 +1626,7 @@
         <w:t xml:space="preserve"> Покупатель и (или) какие-либо третьи лица не вправе самостоятельно осуществлять вскрытие Товара, переданного Покупателю по настоящему договору без согласия Продавца. Нарушение данного требования </w:t>
       </w:r>
       <w:r>
+        <w:lastRenderedPageBreak/>
         <w:t>яв</w:t>
       </w:r>
       <w:r>
@@ -1649,7 +1650,6 @@
         <w:ind w:left="284" w:right="284" w:firstLine="424"/>
       </w:pPr>
       <w:r>
-        <w:lastRenderedPageBreak/>
         <w:t>5.</w:t>
       </w:r>
       <w:r>
@@ -2246,6 +2246,7 @@
         <w:ind w:left="284" w:right="284" w:firstLine="424"/>
       </w:pPr>
       <w:r>
+        <w:lastRenderedPageBreak/>
         <w:t>8.2. Договор может быть досрочно расторгнут только по соглашению Сторон, по основаниям, предусмотренным действующим законодательством Российской Федерации.</w:t>
       </w:r>
     </w:p>
@@ -2255,10 +2256,12 @@
         <w:ind w:left="284" w:right="284" w:firstLine="424"/>
         <w:jc w:val="left"/>
         <w:sectPr>
-          <w:footerReference w:type="even" r:id="rId9"/>
-          <w:footerReference w:type="default" r:id="rId10"/>
-          <w:headerReference w:type="first" r:id="rId11"/>
-          <w:footerReference w:type="first" r:id="rId12"/>
+          <w:headerReference w:type="even" r:id="rId9"/>
+          <w:headerReference w:type="default" r:id="rId10"/>
+          <w:footerReference w:type="even" r:id="rId11"/>
+          <w:footerReference w:type="default" r:id="rId12"/>
+          <w:headerReference w:type="first" r:id="rId13"/>
+          <w:footerReference w:type="first" r:id="rId14"/>
           <w:pgSz w:w="11906" w:h="16838"/>
           <w:pgMar w:top="568" w:right="431" w:bottom="1276" w:left="259" w:header="720" w:footer="720" w:gutter="0"/>
           <w:cols w:space="720"/>
@@ -2673,12 +2676,7 @@
               <w:t>{{ client_full</w:t>
             </w:r>
             <w:r>
-              <w:t>_</w:t>
-            </w:r>
-            <w:bookmarkStart w:id="3" w:name="_GoBack"/>
-            <w:bookmarkEnd w:id="3"/>
-            <w:r>
-              <w:t>2</w:t>
+              <w:t>_2</w:t>
             </w:r>
             <w:r>
               <w:t xml:space="preserve"> }}</w:t>
@@ -2908,8 +2906,8 @@
           <w:b/>
         </w:rPr>
         <w:sectPr>
-          <w:headerReference w:type="first" r:id="rId13"/>
-          <w:footerReference w:type="first" r:id="rId14"/>
+          <w:headerReference w:type="first" r:id="rId15"/>
+          <w:footerReference w:type="first" r:id="rId16"/>
           <w:pgSz w:w="11906" w:h="16838"/>
           <w:pgMar w:top="568" w:right="431" w:bottom="1276" w:left="259" w:header="720" w:footer="256" w:gutter="0"/>
           <w:cols w:space="720"/>
@@ -3745,7 +3743,7 @@
           <w:bCs/>
         </w:rPr>
         <w:sectPr>
-          <w:footerReference w:type="first" r:id="rId15"/>
+          <w:footerReference w:type="first" r:id="rId17"/>
           <w:pgSz w:w="11906" w:h="16838"/>
           <w:pgMar w:top="568" w:right="431" w:bottom="1276" w:left="259" w:header="720" w:footer="256" w:gutter="0"/>
           <w:cols w:space="720"/>
@@ -4316,7 +4314,7 @@
       </w:r>
     </w:p>
     <w:sectPr>
-      <w:footerReference w:type="first" r:id="rId16"/>
+      <w:footerReference w:type="first" r:id="rId18"/>
       <w:pgSz w:w="11906" w:h="16838"/>
       <w:pgMar w:top="568" w:right="431" w:bottom="1276" w:left="259" w:header="720" w:footer="256" w:gutter="0"/>
       <w:cols w:space="720"/>
@@ -4489,6 +4487,26 @@
 
 <file path=word/header1.xml><?xml version="1.0" encoding="utf-8"?>
 <w:hdr xmlns:wpc="http://schemas.microsoft.com/office/word/2010/wordprocessingCanvas" xmlns:mc="http://schemas.openxmlformats.org/markup-compatibility/2006" xmlns:o="urn:schemas-microsoft-com:office:office" xmlns:r="http://schemas.openxmlformats.org/officeDocument/2006/relationships" xmlns:m="http://schemas.openxmlformats.org/officeDocument/2006/math" xmlns:v="urn:schemas-microsoft-com:vml" xmlns:wp14="http://schemas.microsoft.com/office/word/2010/wordprocessingDrawing" xmlns:wp="http://schemas.openxmlformats.org/drawingml/2006/wordprocessingDrawing" xmlns:w10="urn:schemas-microsoft-com:office:word" xmlns:w="http://schemas.openxmlformats.org/wordprocessingml/2006/main" xmlns:w14="http://schemas.microsoft.com/office/word/2010/wordml" xmlns:wpg="http://schemas.microsoft.com/office/word/2010/wordprocessingGroup" xmlns:wpi="http://schemas.microsoft.com/office/word/2010/wordprocessingInk" xmlns:wne="http://schemas.microsoft.com/office/word/2006/wordml" xmlns:wps="http://schemas.microsoft.com/office/word/2010/wordprocessingShape" mc:Ignorable="w14 wp14">
+  <w:p>
+    <w:pPr>
+      <w:pStyle w:val="a8"/>
+    </w:pPr>
+  </w:p>
+</w:hdr>
+</file>
+
+<file path=word/header2.xml><?xml version="1.0" encoding="utf-8"?>
+<w:hdr xmlns:wpc="http://schemas.microsoft.com/office/word/2010/wordprocessingCanvas" xmlns:mc="http://schemas.openxmlformats.org/markup-compatibility/2006" xmlns:o="urn:schemas-microsoft-com:office:office" xmlns:r="http://schemas.openxmlformats.org/officeDocument/2006/relationships" xmlns:m="http://schemas.openxmlformats.org/officeDocument/2006/math" xmlns:v="urn:schemas-microsoft-com:vml" xmlns:wp14="http://schemas.microsoft.com/office/word/2010/wordprocessingDrawing" xmlns:wp="http://schemas.openxmlformats.org/drawingml/2006/wordprocessingDrawing" xmlns:w10="urn:schemas-microsoft-com:office:word" xmlns:w="http://schemas.openxmlformats.org/wordprocessingml/2006/main" xmlns:w14="http://schemas.microsoft.com/office/word/2010/wordml" xmlns:wpg="http://schemas.microsoft.com/office/word/2010/wordprocessingGroup" xmlns:wpi="http://schemas.microsoft.com/office/word/2010/wordprocessingInk" xmlns:wne="http://schemas.microsoft.com/office/word/2006/wordml" xmlns:wps="http://schemas.microsoft.com/office/word/2010/wordprocessingShape" mc:Ignorable="w14 wp14">
+  <w:p>
+    <w:pPr>
+      <w:pStyle w:val="a8"/>
+    </w:pPr>
+  </w:p>
+</w:hdr>
+</file>
+
+<file path=word/header3.xml><?xml version="1.0" encoding="utf-8"?>
+<w:hdr xmlns:wpc="http://schemas.microsoft.com/office/word/2010/wordprocessingCanvas" xmlns:mc="http://schemas.openxmlformats.org/markup-compatibility/2006" xmlns:o="urn:schemas-microsoft-com:office:office" xmlns:r="http://schemas.openxmlformats.org/officeDocument/2006/relationships" xmlns:m="http://schemas.openxmlformats.org/officeDocument/2006/math" xmlns:v="urn:schemas-microsoft-com:vml" xmlns:wp14="http://schemas.microsoft.com/office/word/2010/wordprocessingDrawing" xmlns:wp="http://schemas.openxmlformats.org/drawingml/2006/wordprocessingDrawing" xmlns:w10="urn:schemas-microsoft-com:office:word" xmlns:w="http://schemas.openxmlformats.org/wordprocessingml/2006/main" xmlns:w14="http://schemas.microsoft.com/office/word/2010/wordml" xmlns:wpg="http://schemas.microsoft.com/office/word/2010/wordprocessingGroup" xmlns:wpi="http://schemas.microsoft.com/office/word/2010/wordprocessingInk" xmlns:wne="http://schemas.microsoft.com/office/word/2006/wordml" xmlns:wps="http://schemas.microsoft.com/office/word/2010/wordprocessingShape" mc:Ignorable="w14 wp14">
   <w:tbl>
     <w:tblPr>
       <w:tblStyle w:val="ad"/>
@@ -4497,8 +4515,8 @@
       <w:tblLook w:val="04A0" w:firstRow="1" w:lastRow="0" w:firstColumn="1" w:lastColumn="0" w:noHBand="0" w:noVBand="1"/>
     </w:tblPr>
     <w:tblGrid>
-      <w:gridCol w:w="5398"/>
-      <w:gridCol w:w="5429"/>
+      <w:gridCol w:w="5410"/>
+      <w:gridCol w:w="5417"/>
     </w:tblGrid>
     <w:tr>
       <w:tc>
@@ -4784,22 +4802,26 @@
                     <w:b/>
                     <w:sz w:val="28"/>
                   </w:rPr>
-                  <w:t>ОТСУТС</w:t>
+                  <w:t xml:space="preserve">{{ </w:t>
                 </w:r>
+                <w:proofErr w:type="spellStart"/>
                 <w:r>
                   <w:rPr>
                     <w:b/>
                     <w:sz w:val="28"/>
                   </w:rPr>
-                  <w:t>Т</w:t>
+                  <w:t>termonakleika</w:t>
                 </w:r>
+                <w:proofErr w:type="spellEnd"/>
                 <w:r>
                   <w:rPr>
                     <w:b/>
                     <w:sz w:val="28"/>
                   </w:rPr>
-                  <w:t>ВУЕТ</w:t>
+                  <w:t xml:space="preserve"> }}</w:t>
                 </w:r>
+                <w:bookmarkStart w:id="3" w:name="_GoBack"/>
+                <w:bookmarkEnd w:id="3"/>
               </w:p>
             </w:tc>
           </w:tr>
@@ -4821,7 +4843,7 @@
 </w:hdr>
 </file>
 
-<file path=word/header2.xml><?xml version="1.0" encoding="utf-8"?>
+<file path=word/header4.xml><?xml version="1.0" encoding="utf-8"?>
 <w:hdr xmlns:wpc="http://schemas.microsoft.com/office/word/2010/wordprocessingCanvas" xmlns:mc="http://schemas.openxmlformats.org/markup-compatibility/2006" xmlns:o="urn:schemas-microsoft-com:office:office" xmlns:r="http://schemas.openxmlformats.org/officeDocument/2006/relationships" xmlns:m="http://schemas.openxmlformats.org/officeDocument/2006/math" xmlns:v="urn:schemas-microsoft-com:vml" xmlns:wp14="http://schemas.microsoft.com/office/word/2010/wordprocessingDrawing" xmlns:wp="http://schemas.openxmlformats.org/drawingml/2006/wordprocessingDrawing" xmlns:w10="urn:schemas-microsoft-com:office:word" xmlns:w="http://schemas.openxmlformats.org/wordprocessingml/2006/main" xmlns:w14="http://schemas.microsoft.com/office/word/2010/wordml" xmlns:wpg="http://schemas.microsoft.com/office/word/2010/wordprocessingGroup" xmlns:wpi="http://schemas.microsoft.com/office/word/2010/wordprocessingInk" xmlns:wne="http://schemas.microsoft.com/office/word/2006/wordml" xmlns:wps="http://schemas.microsoft.com/office/word/2010/wordprocessingShape" mc:Ignorable="w14 wp14">
   <w:p>
     <w:pPr>
@@ -7002,7 +7024,7 @@
   <a:extraClrSchemeLst/>
   <a:extLst>
     <a:ext uri="{05A4C25C-085E-4340-85A3-A5531E510DB2}">
-      <thm15:themeFamily xmlns:thm15="http://schemas.microsoft.com/office/thememl/2012/main" xmlns="" name="Office Theme" id="{62F939B6-93AF-4DB8-9C6B-D6C7DFDC589F}" vid="{4A3C46E8-61CC-4603-A589-7422A47A8E4A}"/>
+      <thm15:themeFamily xmlns="" xmlns:thm15="http://schemas.microsoft.com/office/thememl/2012/main" name="Office Theme" id="{62F939B6-93AF-4DB8-9C6B-D6C7DFDC589F}" vid="{4A3C46E8-61CC-4603-A589-7422A47A8E4A}"/>
     </a:ext>
   </a:extLst>
 </a:theme>
@@ -7013,7 +7035,7 @@
 </file>
 
 <file path=customXml/itemProps1.xml><?xml version="1.0" encoding="utf-8"?>
-<ds:datastoreItem xmlns:ds="http://schemas.openxmlformats.org/officeDocument/2006/customXml" ds:itemID="{D257FECF-D541-428B-B2B1-FC786B07FBC5}">
+<ds:datastoreItem xmlns:ds="http://schemas.openxmlformats.org/officeDocument/2006/customXml" ds:itemID="{8F5C13DB-7933-4FBC-B7A3-6FB91C6E9428}">
   <ds:schemaRefs>
     <ds:schemaRef ds:uri="http://schemas.openxmlformats.org/officeDocument/2006/bibliography"/>
   </ds:schemaRefs>

--- a/shablon_dogovora.docx
+++ b/shablon_dogovora.docx
@@ -14,6 +14,8 @@
           <w:u w:val="single"/>
         </w:rPr>
       </w:pPr>
+      <w:bookmarkStart w:id="0" w:name="_GoBack"/>
+      <w:bookmarkEnd w:id="0"/>
       <w:r>
         <w:rPr>
           <w:b/>
@@ -26,7 +28,7 @@
         </w:rPr>
         <w:tab/>
       </w:r>
-      <w:bookmarkStart w:id="0" w:name="_Hlk202524433"/>
+      <w:bookmarkStart w:id="1" w:name="_Hlk202524433"/>
       <w:r>
         <w:rPr>
           <w:b/>
@@ -903,11 +905,11 @@
       <w:r>
         <w:t xml:space="preserve">. </w:t>
       </w:r>
-      <w:bookmarkStart w:id="1" w:name="_Hlk150788560"/>
+      <w:bookmarkStart w:id="2" w:name="_Hlk150788560"/>
       <w:r>
         <w:t>Продавец не несет ответственности за внесение</w:t>
       </w:r>
-      <w:bookmarkEnd w:id="1"/>
+      <w:bookmarkEnd w:id="2"/>
       <w:r>
         <w:t xml:space="preserve"> регистрационных изменений.</w:t>
       </w:r>
@@ -1034,8 +1036,8 @@
       <w:r>
         <w:t>3.3. Моментом оплаты считается поступление (зачисление) денежных средств на расчетный счет Продавца.</w:t>
       </w:r>
-      <w:bookmarkStart w:id="2" w:name="_Hlk202524652"/>
-      <w:bookmarkEnd w:id="0"/>
+      <w:bookmarkStart w:id="3" w:name="_Hlk202524652"/>
+      <w:bookmarkEnd w:id="1"/>
     </w:p>
     <w:p>
       <w:pPr>
@@ -1053,7 +1055,7 @@
       <w:r>
         <w:tab/>
       </w:r>
-      <w:bookmarkEnd w:id="2"/>
+      <w:bookmarkEnd w:id="3"/>
       <w:r>
         <w:tab/>
       </w:r>
@@ -1626,30 +1628,30 @@
         <w:t xml:space="preserve"> Покупатель и (или) какие-либо третьи лица не вправе самостоятельно осуществлять вскрытие Товара, переданного Покупателю по настоящему договору без согласия Продавца. Нарушение данного требования </w:t>
       </w:r>
       <w:r>
+        <w:t>яв</w:t>
+      </w:r>
+      <w:r>
+        <w:t>ляется</w:t>
+      </w:r>
+      <w:r>
+        <w:t xml:space="preserve"> </w:t>
+      </w:r>
+      <w:r>
+        <w:t>безусловным основанием для отказа Продавцом</w:t>
+      </w:r>
+      <w:r>
+        <w:t xml:space="preserve"> </w:t>
+      </w:r>
+      <w:r>
+        <w:t>в признании возникшей неисправности гарантийным случаем.</w:t>
+      </w:r>
+    </w:p>
+    <w:p>
+      <w:pPr>
+        <w:ind w:left="284" w:right="284" w:firstLine="424"/>
+      </w:pPr>
+      <w:r>
         <w:lastRenderedPageBreak/>
-        <w:t>яв</w:t>
-      </w:r>
-      <w:r>
-        <w:t>ляется</w:t>
-      </w:r>
-      <w:r>
-        <w:t xml:space="preserve"> </w:t>
-      </w:r>
-      <w:r>
-        <w:t>безусловным основанием для отказа Продавцом</w:t>
-      </w:r>
-      <w:r>
-        <w:t xml:space="preserve"> </w:t>
-      </w:r>
-      <w:r>
-        <w:t>в признании возникшей неисправности гарантийным случаем.</w:t>
-      </w:r>
-    </w:p>
-    <w:p>
-      <w:pPr>
-        <w:ind w:left="284" w:right="284" w:firstLine="424"/>
-      </w:pPr>
-      <w:r>
         <w:t>5.</w:t>
       </w:r>
       <w:r>
@@ -2246,7 +2248,6 @@
         <w:ind w:left="284" w:right="284" w:firstLine="424"/>
       </w:pPr>
       <w:r>
-        <w:lastRenderedPageBreak/>
         <w:t>8.2. Договор может быть досрочно расторгнут только по соглашению Сторон, по основаниям, предусмотренным действующим законодательством Российской Федерации.</w:t>
       </w:r>
     </w:p>
@@ -2256,12 +2257,10 @@
         <w:ind w:left="284" w:right="284" w:firstLine="424"/>
         <w:jc w:val="left"/>
         <w:sectPr>
-          <w:headerReference w:type="even" r:id="rId9"/>
-          <w:headerReference w:type="default" r:id="rId10"/>
-          <w:footerReference w:type="even" r:id="rId11"/>
-          <w:footerReference w:type="default" r:id="rId12"/>
-          <w:headerReference w:type="first" r:id="rId13"/>
-          <w:footerReference w:type="first" r:id="rId14"/>
+          <w:footerReference w:type="even" r:id="rId9"/>
+          <w:footerReference w:type="default" r:id="rId10"/>
+          <w:headerReference w:type="first" r:id="rId11"/>
+          <w:footerReference w:type="first" r:id="rId12"/>
           <w:pgSz w:w="11906" w:h="16838"/>
           <w:pgMar w:top="568" w:right="431" w:bottom="1276" w:left="259" w:header="720" w:footer="720" w:gutter="0"/>
           <w:cols w:space="720"/>
@@ -2906,8 +2905,8 @@
           <w:b/>
         </w:rPr>
         <w:sectPr>
-          <w:headerReference w:type="first" r:id="rId15"/>
-          <w:footerReference w:type="first" r:id="rId16"/>
+          <w:headerReference w:type="first" r:id="rId13"/>
+          <w:footerReference w:type="first" r:id="rId14"/>
           <w:pgSz w:w="11906" w:h="16838"/>
           <w:pgMar w:top="568" w:right="431" w:bottom="1276" w:left="259" w:header="720" w:footer="256" w:gutter="0"/>
           <w:cols w:space="720"/>
@@ -3743,7 +3742,7 @@
           <w:bCs/>
         </w:rPr>
         <w:sectPr>
-          <w:footerReference w:type="first" r:id="rId17"/>
+          <w:footerReference w:type="first" r:id="rId15"/>
           <w:pgSz w:w="11906" w:h="16838"/>
           <w:pgMar w:top="568" w:right="431" w:bottom="1276" w:left="259" w:header="720" w:footer="256" w:gutter="0"/>
           <w:cols w:space="720"/>
@@ -4314,7 +4313,7 @@
       </w:r>
     </w:p>
     <w:sectPr>
-      <w:footerReference w:type="first" r:id="rId18"/>
+      <w:footerReference w:type="first" r:id="rId16"/>
       <w:pgSz w:w="11906" w:h="16838"/>
       <w:pgMar w:top="568" w:right="431" w:bottom="1276" w:left="259" w:header="720" w:footer="256" w:gutter="0"/>
       <w:cols w:space="720"/>
@@ -4486,26 +4485,6 @@
 </file>
 
 <file path=word/header1.xml><?xml version="1.0" encoding="utf-8"?>
-<w:hdr xmlns:wpc="http://schemas.microsoft.com/office/word/2010/wordprocessingCanvas" xmlns:mc="http://schemas.openxmlformats.org/markup-compatibility/2006" xmlns:o="urn:schemas-microsoft-com:office:office" xmlns:r="http://schemas.openxmlformats.org/officeDocument/2006/relationships" xmlns:m="http://schemas.openxmlformats.org/officeDocument/2006/math" xmlns:v="urn:schemas-microsoft-com:vml" xmlns:wp14="http://schemas.microsoft.com/office/word/2010/wordprocessingDrawing" xmlns:wp="http://schemas.openxmlformats.org/drawingml/2006/wordprocessingDrawing" xmlns:w10="urn:schemas-microsoft-com:office:word" xmlns:w="http://schemas.openxmlformats.org/wordprocessingml/2006/main" xmlns:w14="http://schemas.microsoft.com/office/word/2010/wordml" xmlns:wpg="http://schemas.microsoft.com/office/word/2010/wordprocessingGroup" xmlns:wpi="http://schemas.microsoft.com/office/word/2010/wordprocessingInk" xmlns:wne="http://schemas.microsoft.com/office/word/2006/wordml" xmlns:wps="http://schemas.microsoft.com/office/word/2010/wordprocessingShape" mc:Ignorable="w14 wp14">
-  <w:p>
-    <w:pPr>
-      <w:pStyle w:val="a8"/>
-    </w:pPr>
-  </w:p>
-</w:hdr>
-</file>
-
-<file path=word/header2.xml><?xml version="1.0" encoding="utf-8"?>
-<w:hdr xmlns:wpc="http://schemas.microsoft.com/office/word/2010/wordprocessingCanvas" xmlns:mc="http://schemas.openxmlformats.org/markup-compatibility/2006" xmlns:o="urn:schemas-microsoft-com:office:office" xmlns:r="http://schemas.openxmlformats.org/officeDocument/2006/relationships" xmlns:m="http://schemas.openxmlformats.org/officeDocument/2006/math" xmlns:v="urn:schemas-microsoft-com:vml" xmlns:wp14="http://schemas.microsoft.com/office/word/2010/wordprocessingDrawing" xmlns:wp="http://schemas.openxmlformats.org/drawingml/2006/wordprocessingDrawing" xmlns:w10="urn:schemas-microsoft-com:office:word" xmlns:w="http://schemas.openxmlformats.org/wordprocessingml/2006/main" xmlns:w14="http://schemas.microsoft.com/office/word/2010/wordml" xmlns:wpg="http://schemas.microsoft.com/office/word/2010/wordprocessingGroup" xmlns:wpi="http://schemas.microsoft.com/office/word/2010/wordprocessingInk" xmlns:wne="http://schemas.microsoft.com/office/word/2006/wordml" xmlns:wps="http://schemas.microsoft.com/office/word/2010/wordprocessingShape" mc:Ignorable="w14 wp14">
-  <w:p>
-    <w:pPr>
-      <w:pStyle w:val="a8"/>
-    </w:pPr>
-  </w:p>
-</w:hdr>
-</file>
-
-<file path=word/header3.xml><?xml version="1.0" encoding="utf-8"?>
 <w:hdr xmlns:wpc="http://schemas.microsoft.com/office/word/2010/wordprocessingCanvas" xmlns:mc="http://schemas.openxmlformats.org/markup-compatibility/2006" xmlns:o="urn:schemas-microsoft-com:office:office" xmlns:r="http://schemas.openxmlformats.org/officeDocument/2006/relationships" xmlns:m="http://schemas.openxmlformats.org/officeDocument/2006/math" xmlns:v="urn:schemas-microsoft-com:vml" xmlns:wp14="http://schemas.microsoft.com/office/word/2010/wordprocessingDrawing" xmlns:wp="http://schemas.openxmlformats.org/drawingml/2006/wordprocessingDrawing" xmlns:w10="urn:schemas-microsoft-com:office:word" xmlns:w="http://schemas.openxmlformats.org/wordprocessingml/2006/main" xmlns:w14="http://schemas.microsoft.com/office/word/2010/wordml" xmlns:wpg="http://schemas.microsoft.com/office/word/2010/wordprocessingGroup" xmlns:wpi="http://schemas.microsoft.com/office/word/2010/wordprocessingInk" xmlns:wne="http://schemas.microsoft.com/office/word/2006/wordml" xmlns:wps="http://schemas.microsoft.com/office/word/2010/wordprocessingShape" mc:Ignorable="w14 wp14">
   <w:tbl>
     <w:tblPr>
@@ -4813,15 +4792,22 @@
                   <w:t>termonakleika</w:t>
                 </w:r>
                 <w:proofErr w:type="spellEnd"/>
+                <w:proofErr w:type="gramStart"/>
                 <w:r>
                   <w:rPr>
                     <w:b/>
                     <w:sz w:val="28"/>
                   </w:rPr>
-                  <w:t xml:space="preserve"> }}</w:t>
+                  <w:t xml:space="preserve"> }</w:t>
                 </w:r>
-                <w:bookmarkStart w:id="3" w:name="_GoBack"/>
-                <w:bookmarkEnd w:id="3"/>
+                <w:proofErr w:type="gramEnd"/>
+                <w:r>
+                  <w:rPr>
+                    <w:b/>
+                    <w:sz w:val="28"/>
+                  </w:rPr>
+                  <w:t>}</w:t>
+                </w:r>
               </w:p>
             </w:tc>
           </w:tr>
@@ -4843,7 +4829,7 @@
 </w:hdr>
 </file>
 
-<file path=word/header4.xml><?xml version="1.0" encoding="utf-8"?>
+<file path=word/header2.xml><?xml version="1.0" encoding="utf-8"?>
 <w:hdr xmlns:wpc="http://schemas.microsoft.com/office/word/2010/wordprocessingCanvas" xmlns:mc="http://schemas.openxmlformats.org/markup-compatibility/2006" xmlns:o="urn:schemas-microsoft-com:office:office" xmlns:r="http://schemas.openxmlformats.org/officeDocument/2006/relationships" xmlns:m="http://schemas.openxmlformats.org/officeDocument/2006/math" xmlns:v="urn:schemas-microsoft-com:vml" xmlns:wp14="http://schemas.microsoft.com/office/word/2010/wordprocessingDrawing" xmlns:wp="http://schemas.openxmlformats.org/drawingml/2006/wordprocessingDrawing" xmlns:w10="urn:schemas-microsoft-com:office:word" xmlns:w="http://schemas.openxmlformats.org/wordprocessingml/2006/main" xmlns:w14="http://schemas.microsoft.com/office/word/2010/wordml" xmlns:wpg="http://schemas.microsoft.com/office/word/2010/wordprocessingGroup" xmlns:wpi="http://schemas.microsoft.com/office/word/2010/wordprocessingInk" xmlns:wne="http://schemas.microsoft.com/office/word/2006/wordml" xmlns:wps="http://schemas.microsoft.com/office/word/2010/wordprocessingShape" mc:Ignorable="w14 wp14">
   <w:p>
     <w:pPr>
@@ -7035,7 +7021,7 @@
 </file>
 
 <file path=customXml/itemProps1.xml><?xml version="1.0" encoding="utf-8"?>
-<ds:datastoreItem xmlns:ds="http://schemas.openxmlformats.org/officeDocument/2006/customXml" ds:itemID="{8F5C13DB-7933-4FBC-B7A3-6FB91C6E9428}">
+<ds:datastoreItem xmlns:ds="http://schemas.openxmlformats.org/officeDocument/2006/customXml" ds:itemID="{37117470-26D3-40C1-AB00-CEAABDA77431}">
   <ds:schemaRefs>
     <ds:schemaRef ds:uri="http://schemas.openxmlformats.org/officeDocument/2006/bibliography"/>
   </ds:schemaRefs>

--- a/shablon_dogovora.docx
+++ b/shablon_dogovora.docx
@@ -14,8 +14,6 @@
           <w:u w:val="single"/>
         </w:rPr>
       </w:pPr>
-      <w:bookmarkStart w:id="0" w:name="_GoBack"/>
-      <w:bookmarkEnd w:id="0"/>
       <w:r>
         <w:rPr>
           <w:b/>
@@ -28,7 +26,7 @@
         </w:rPr>
         <w:tab/>
       </w:r>
-      <w:bookmarkStart w:id="1" w:name="_Hlk202524433"/>
+      <w:bookmarkStart w:id="0" w:name="_Hlk202524433"/>
       <w:r>
         <w:rPr>
           <w:b/>
@@ -281,6 +279,13 @@
           <w:u w:val="single"/>
         </w:rPr>
         <w:t xml:space="preserve"> }}</w:t>
+      </w:r>
+      <w:r>
+        <w:rPr>
+          <w:b/>
+          <w:u w:val="single"/>
+        </w:rPr>
+        <w:t>г.</w:t>
       </w:r>
       <w:r>
         <w:rPr>
@@ -905,11 +910,11 @@
       <w:r>
         <w:t xml:space="preserve">. </w:t>
       </w:r>
-      <w:bookmarkStart w:id="2" w:name="_Hlk150788560"/>
+      <w:bookmarkStart w:id="1" w:name="_Hlk150788560"/>
       <w:r>
         <w:t>Продавец не несет ответственности за внесение</w:t>
       </w:r>
-      <w:bookmarkEnd w:id="2"/>
+      <w:bookmarkEnd w:id="1"/>
       <w:r>
         <w:t xml:space="preserve"> регистрационных изменений.</w:t>
       </w:r>
@@ -1036,8 +1041,8 @@
       <w:r>
         <w:t>3.3. Моментом оплаты считается поступление (зачисление) денежных средств на расчетный счет Продавца.</w:t>
       </w:r>
-      <w:bookmarkStart w:id="3" w:name="_Hlk202524652"/>
-      <w:bookmarkEnd w:id="1"/>
+      <w:bookmarkStart w:id="2" w:name="_Hlk202524652"/>
+      <w:bookmarkEnd w:id="0"/>
     </w:p>
     <w:p>
       <w:pPr>
@@ -1055,7 +1060,7 @@
       <w:r>
         <w:tab/>
       </w:r>
-      <w:bookmarkEnd w:id="3"/>
+      <w:bookmarkEnd w:id="2"/>
       <w:r>
         <w:tab/>
       </w:r>
@@ -1083,6 +1088,9 @@
         <w:t>4.1. Продавец обязан передать Товар со своего</w:t>
       </w:r>
       <w:r>
+        <w:t xml:space="preserve"> склада</w:t>
+      </w:r>
+      <w:r>
         <w:t xml:space="preserve">, </w:t>
       </w:r>
       <w:r>
@@ -1264,7 +1272,10 @@
         <w:ind w:left="284" w:right="284" w:firstLine="686"/>
       </w:pPr>
       <w:r>
-        <w:t>5.4. Гарантия работоспособности Товара распространяется без учета навесного оборудования, электропроводки и датчиков.</w:t>
+        <w:t>5.5</w:t>
+      </w:r>
+      <w:r>
+        <w:t>. Гарантия работоспособности Товара распространяется без учета навесного оборудования, электропроводки и датчиков.</w:t>
       </w:r>
     </w:p>
     <w:p>
@@ -1290,7 +1301,7 @@
         <w:t>5.</w:t>
       </w:r>
       <w:r>
-        <w:t>5</w:t>
+        <w:t>6</w:t>
       </w:r>
       <w:r>
         <w:t>. Условия предоставления гарантии:</w:t>
@@ -1302,7 +1313,10 @@
         <w:ind w:left="284" w:right="284" w:firstLine="567"/>
       </w:pPr>
       <w:r>
-        <w:t xml:space="preserve">5.5.1. </w:t>
+        <w:t>5.6</w:t>
+      </w:r>
+      <w:r>
+        <w:t xml:space="preserve">.1. </w:t>
       </w:r>
       <w:r>
         <w:t xml:space="preserve"> </w:t>
@@ -1339,7 +1353,10 @@
         <w:ind w:left="284" w:right="284" w:firstLine="567"/>
       </w:pPr>
       <w:r>
-        <w:t>5.5.2. Обязательное условие гарантии</w:t>
+        <w:t>5.6</w:t>
+      </w:r>
+      <w:r>
+        <w:t>.2. Обязательное условие гарантии</w:t>
       </w:r>
       <w:r>
         <w:t xml:space="preserve">!!! - Снять на видео со звуком первый запуск двигателя и показать на этом же видео рядом, демонтированный. Видео отправить своему менеджеру! Без этого видео гарантия не распространяется!  </w:t>
@@ -1351,7 +1368,10 @@
         <w:ind w:left="284" w:right="284" w:firstLine="567"/>
       </w:pPr>
       <w:r>
-        <w:t>5.5.3.</w:t>
+        <w:t>5.6</w:t>
+      </w:r>
+      <w:r>
+        <w:t>.3.</w:t>
       </w:r>
       <w:r>
         <w:t xml:space="preserve"> </w:t>
@@ -1396,7 +1416,10 @@
         <w:ind w:left="284" w:right="284" w:firstLine="567"/>
       </w:pPr>
       <w:r>
-        <w:t>5.5.4.</w:t>
+        <w:t>5.6</w:t>
+      </w:r>
+      <w:r>
+        <w:t>.4.</w:t>
       </w:r>
       <w:r>
         <w:t xml:space="preserve"> </w:t>
@@ -1459,7 +1482,10 @@
         <w:ind w:left="284" w:right="284" w:firstLine="567"/>
       </w:pPr>
       <w:r>
-        <w:t>5.5.5.</w:t>
+        <w:t>5.6</w:t>
+      </w:r>
+      <w:r>
+        <w:t>.5.</w:t>
       </w:r>
       <w:r>
         <w:t xml:space="preserve"> </w:t>
@@ -1486,7 +1512,10 @@
         <w:ind w:left="284" w:right="284" w:firstLine="567"/>
       </w:pPr>
       <w:r>
-        <w:t>5.5.6. Для предоставления гарантийных обязательств п. 5.3., необходимо использовать масло российского производителя в официальных магазинах, заправочных станциях- Лукойл,</w:t>
+        <w:t>5.6</w:t>
+      </w:r>
+      <w:r>
+        <w:t>.6. Для предоставления гарантийных обязательств п. 5.3., необходимо использовать масло российского производителя в официальных магазинах, заправочных станциях- Лукойл,</w:t>
       </w:r>
       <w:r>
         <w:t xml:space="preserve"> </w:t>
@@ -1524,7 +1553,10 @@
         <w:ind w:left="284" w:right="284" w:firstLine="567"/>
       </w:pPr>
       <w:r>
-        <w:t>5.5.7. В</w:t>
+        <w:t>5.6</w:t>
+      </w:r>
+      <w:r>
+        <w:t>.7. В</w:t>
       </w:r>
       <w:r>
         <w:t xml:space="preserve"> договоре</w:t>
@@ -1545,7 +1577,10 @@
         <w:ind w:left="284" w:right="284" w:firstLine="567"/>
       </w:pPr>
       <w:r>
-        <w:t xml:space="preserve">5.5.8. Предоставить фото наклеенной </w:t>
+        <w:t>5.6</w:t>
+      </w:r>
+      <w:r>
+        <w:t xml:space="preserve">.8. Предоставить фото наклеенной </w:t>
       </w:r>
       <w:r>
         <w:t xml:space="preserve">на ДВС </w:t>
@@ -1567,7 +1602,10 @@
         <w:ind w:left="284" w:right="284" w:firstLine="424"/>
       </w:pPr>
       <w:r>
-        <w:t xml:space="preserve">5.6. При возникновении </w:t>
+        <w:t>5.7</w:t>
+      </w:r>
+      <w:r>
+        <w:t xml:space="preserve">. При возникновении </w:t>
       </w:r>
       <w:r>
         <w:t>подозрений о неисправности ДВС</w:t>
@@ -1608,7 +1646,7 @@
         <w:t>5.</w:t>
       </w:r>
       <w:r>
-        <w:t>7</w:t>
+        <w:t>8</w:t>
       </w:r>
       <w:r>
         <w:t xml:space="preserve">. Передаваемый по настоящему договору Покупателю Товар имеет пломбу либо помечен специальной краской в местах креплений и (или) имеет внутренние метки, исключающие возможность вскрытия запчасти без ее повреждения (разрушения). При установке Товара в какой-либо организации (сервис - центре, станции технического обслуживания и </w:t>
@@ -1655,7 +1693,7 @@
         <w:t>5.</w:t>
       </w:r>
       <w:r>
-        <w:t>8</w:t>
+        <w:t>9</w:t>
       </w:r>
       <w:r>
         <w:t>. В случае доставки Продавцом Товара</w:t>
@@ -1707,7 +1745,7 @@
         <w:t>5</w:t>
       </w:r>
       <w:r>
-        <w:t>.9</w:t>
+        <w:t>.10</w:t>
       </w:r>
       <w:r>
         <w:t>. При выходе Товара из строя в течение гарантийного срока не по вине Покупателя, Продавец обязуется</w:t>
@@ -1743,7 +1781,7 @@
         <w:t>5.</w:t>
       </w:r>
       <w:r>
-        <w:t>10</w:t>
+        <w:t>11</w:t>
       </w:r>
       <w:r>
         <w:t>. Гарантия не распространяется:</w:t>
@@ -2258,9 +2296,7 @@
         <w:jc w:val="left"/>
         <w:sectPr>
           <w:footerReference w:type="even" r:id="rId9"/>
-          <w:footerReference w:type="default" r:id="rId10"/>
-          <w:headerReference w:type="first" r:id="rId11"/>
-          <w:footerReference w:type="first" r:id="rId12"/>
+          <w:headerReference w:type="first" r:id="rId10"/>
           <w:pgSz w:w="11906" w:h="16838"/>
           <w:pgMar w:top="568" w:right="431" w:bottom="1276" w:left="259" w:header="720" w:footer="720" w:gutter="0"/>
           <w:cols w:space="720"/>
@@ -2735,7 +2771,7 @@
         <w:ind w:left="0" w:firstLine="0"/>
         <w:jc w:val="left"/>
       </w:pPr>
-      <w:bookmarkStart w:id="4" w:name="_Hlk141349075"/>
+      <w:bookmarkStart w:id="3" w:name="_Hlk141349075"/>
       <w:r>
         <w:t xml:space="preserve">     </w:t>
       </w:r>
@@ -2893,7 +2929,7 @@
       <w:r>
         <w:t>________________________</w:t>
       </w:r>
-      <w:bookmarkEnd w:id="4"/>
+      <w:bookmarkEnd w:id="3"/>
     </w:p>
     <w:p>
       <w:pPr>
@@ -2905,8 +2941,8 @@
           <w:b/>
         </w:rPr>
         <w:sectPr>
-          <w:headerReference w:type="first" r:id="rId13"/>
-          <w:footerReference w:type="first" r:id="rId14"/>
+          <w:headerReference w:type="first" r:id="rId11"/>
+          <w:footerReference w:type="first" r:id="rId12"/>
           <w:pgSz w:w="11906" w:h="16838"/>
           <w:pgMar w:top="568" w:right="431" w:bottom="1276" w:left="259" w:header="720" w:footer="256" w:gutter="0"/>
           <w:cols w:space="720"/>
@@ -2925,7 +2961,7 @@
           <w:b/>
         </w:rPr>
       </w:pPr>
-      <w:bookmarkStart w:id="5" w:name="_Hlk202524803"/>
+      <w:bookmarkStart w:id="4" w:name="_Hlk202524803"/>
       <w:r>
         <w:rPr>
           <w:rFonts w:ascii="Arial" w:eastAsia="Arial" w:hAnsi="Arial" w:cs="Arial"/>
@@ -3256,7 +3292,32 @@
           <w:rFonts w:eastAsia="Arial"/>
           <w:szCs w:val="21"/>
         </w:rPr>
-        <w:t xml:space="preserve"> Продавец передал, а Покупатель принял предмет Договора:</w:t>
+        <w:t xml:space="preserve"> от </w:t>
+      </w:r>
+      <w:r>
+        <w:t xml:space="preserve">{{ </w:t>
+      </w:r>
+      <w:proofErr w:type="spellStart"/>
+      <w:r>
+        <w:t>date</w:t>
+      </w:r>
+      <w:proofErr w:type="spellEnd"/>
+      <w:r>
+        <w:t xml:space="preserve"> }}г.</w:t>
+      </w:r>
+      <w:r>
+        <w:rPr>
+          <w:rFonts w:eastAsia="Arial"/>
+          <w:szCs w:val="21"/>
+        </w:rPr>
+        <w:t xml:space="preserve"> </w:t>
+      </w:r>
+      <w:r>
+        <w:rPr>
+          <w:rFonts w:eastAsia="Arial"/>
+          <w:szCs w:val="21"/>
+        </w:rPr>
+        <w:t>Продавец передал, а Покупатель принял предмет Договора:</w:t>
       </w:r>
     </w:p>
     <w:p>
@@ -3339,6 +3400,8 @@
         </w:rPr>
         <w:t xml:space="preserve"> }}</w:t>
       </w:r>
+      <w:bookmarkStart w:id="5" w:name="_GoBack"/>
+      <w:bookmarkEnd w:id="5"/>
     </w:p>
     <w:p>
       <w:pPr>
@@ -3664,7 +3727,7 @@
       <w:r>
         <w:t>________________________</w:t>
       </w:r>
-      <w:bookmarkEnd w:id="5"/>
+      <w:bookmarkEnd w:id="4"/>
     </w:p>
     <w:p>
       <w:pPr>
@@ -3742,7 +3805,7 @@
           <w:bCs/>
         </w:rPr>
         <w:sectPr>
-          <w:footerReference w:type="first" r:id="rId15"/>
+          <w:footerReference w:type="first" r:id="rId13"/>
           <w:pgSz w:w="11906" w:h="16838"/>
           <w:pgMar w:top="568" w:right="431" w:bottom="1276" w:left="259" w:header="720" w:footer="256" w:gutter="0"/>
           <w:cols w:space="720"/>
@@ -4313,7 +4376,7 @@
       </w:r>
     </w:p>
     <w:sectPr>
-      <w:footerReference w:type="first" r:id="rId16"/>
+      <w:footerReference w:type="first" r:id="rId14"/>
       <w:pgSz w:w="11906" w:h="16838"/>
       <w:pgMar w:top="568" w:right="431" w:bottom="1276" w:left="259" w:header="720" w:footer="256" w:gutter="0"/>
       <w:cols w:space="720"/>
@@ -4380,53 +4443,14 @@
 <w:ftr xmlns:wpc="http://schemas.microsoft.com/office/word/2010/wordprocessingCanvas" xmlns:mc="http://schemas.openxmlformats.org/markup-compatibility/2006" xmlns:o="urn:schemas-microsoft-com:office:office" xmlns:r="http://schemas.openxmlformats.org/officeDocument/2006/relationships" xmlns:m="http://schemas.openxmlformats.org/officeDocument/2006/math" xmlns:v="urn:schemas-microsoft-com:vml" xmlns:wp14="http://schemas.microsoft.com/office/word/2010/wordprocessingDrawing" xmlns:wp="http://schemas.openxmlformats.org/drawingml/2006/wordprocessingDrawing" xmlns:w10="urn:schemas-microsoft-com:office:word" xmlns:w="http://schemas.openxmlformats.org/wordprocessingml/2006/main" xmlns:w14="http://schemas.microsoft.com/office/word/2010/wordml" xmlns:wpg="http://schemas.microsoft.com/office/word/2010/wordprocessingGroup" xmlns:wpi="http://schemas.microsoft.com/office/word/2010/wordprocessingInk" xmlns:wne="http://schemas.microsoft.com/office/word/2006/wordml" xmlns:wps="http://schemas.microsoft.com/office/word/2010/wordprocessingShape" mc:Ignorable="w14 wp14">
   <w:p>
     <w:pPr>
-      <w:pStyle w:val="ae"/>
+      <w:spacing w:after="0" w:line="259" w:lineRule="auto"/>
+      <w:ind w:left="0" w:right="38" w:firstLine="0"/>
     </w:pPr>
-    <w:r>
-      <w:t>Продавец: ________________________</w:t>
-    </w:r>
-    <w:r>
-      <w:t xml:space="preserve">Э.Н. </w:t>
-    </w:r>
-    <w:proofErr w:type="spellStart"/>
-    <w:r>
-      <w:t>Саляхова</w:t>
-    </w:r>
-    <w:proofErr w:type="spellEnd"/>
-    <w:r>
-      <w:tab/>
-      <w:t xml:space="preserve">             Покупатель: ______________________________</w:t>
-    </w:r>
   </w:p>
 </w:ftr>
 </file>
 
 <file path=word/footer3.xml><?xml version="1.0" encoding="utf-8"?>
-<w:ftr xmlns:wpc="http://schemas.microsoft.com/office/word/2010/wordprocessingCanvas" xmlns:mc="http://schemas.openxmlformats.org/markup-compatibility/2006" xmlns:o="urn:schemas-microsoft-com:office:office" xmlns:r="http://schemas.openxmlformats.org/officeDocument/2006/relationships" xmlns:m="http://schemas.openxmlformats.org/officeDocument/2006/math" xmlns:v="urn:schemas-microsoft-com:vml" xmlns:wp14="http://schemas.microsoft.com/office/word/2010/wordprocessingDrawing" xmlns:wp="http://schemas.openxmlformats.org/drawingml/2006/wordprocessingDrawing" xmlns:w10="urn:schemas-microsoft-com:office:word" xmlns:w="http://schemas.openxmlformats.org/wordprocessingml/2006/main" xmlns:w14="http://schemas.microsoft.com/office/word/2010/wordml" xmlns:wpg="http://schemas.microsoft.com/office/word/2010/wordprocessingGroup" xmlns:wpi="http://schemas.microsoft.com/office/word/2010/wordprocessingInk" xmlns:wne="http://schemas.microsoft.com/office/word/2006/wordml" xmlns:wps="http://schemas.microsoft.com/office/word/2010/wordprocessingShape" mc:Ignorable="w14 wp14">
-  <w:p>
-    <w:pPr>
-      <w:pStyle w:val="ae"/>
-    </w:pPr>
-    <w:r>
-      <w:t>Продавец: ________________________</w:t>
-    </w:r>
-    <w:r>
-      <w:t xml:space="preserve">Э.Н. </w:t>
-    </w:r>
-    <w:proofErr w:type="spellStart"/>
-    <w:r>
-      <w:t>Саляхова</w:t>
-    </w:r>
-    <w:proofErr w:type="spellEnd"/>
-    <w:r>
-      <w:tab/>
-      <w:t xml:space="preserve">             Покупатель: ______________________________</w:t>
-    </w:r>
-  </w:p>
-</w:ftr>
-</file>
-
-<file path=word/footer4.xml><?xml version="1.0" encoding="utf-8"?>
 <w:ftr xmlns:wpc="http://schemas.microsoft.com/office/word/2010/wordprocessingCanvas" xmlns:mc="http://schemas.openxmlformats.org/markup-compatibility/2006" xmlns:o="urn:schemas-microsoft-com:office:office" xmlns:r="http://schemas.openxmlformats.org/officeDocument/2006/relationships" xmlns:m="http://schemas.openxmlformats.org/officeDocument/2006/math" xmlns:v="urn:schemas-microsoft-com:vml" xmlns:wp14="http://schemas.microsoft.com/office/word/2010/wordprocessingDrawing" xmlns:wp="http://schemas.openxmlformats.org/drawingml/2006/wordprocessingDrawing" xmlns:w10="urn:schemas-microsoft-com:office:word" xmlns:w="http://schemas.openxmlformats.org/wordprocessingml/2006/main" xmlns:w14="http://schemas.microsoft.com/office/word/2010/wordml" xmlns:wpg="http://schemas.microsoft.com/office/word/2010/wordprocessingGroup" xmlns:wpi="http://schemas.microsoft.com/office/word/2010/wordprocessingInk" xmlns:wne="http://schemas.microsoft.com/office/word/2006/wordml" xmlns:wps="http://schemas.microsoft.com/office/word/2010/wordprocessingShape" mc:Ignorable="w14 wp14">
   <w:p>
     <w:pPr>
@@ -4437,18 +4461,7 @@
 </w:ftr>
 </file>
 
-<file path=word/footer5.xml><?xml version="1.0" encoding="utf-8"?>
-<w:ftr xmlns:wpc="http://schemas.microsoft.com/office/word/2010/wordprocessingCanvas" xmlns:mc="http://schemas.openxmlformats.org/markup-compatibility/2006" xmlns:o="urn:schemas-microsoft-com:office:office" xmlns:r="http://schemas.openxmlformats.org/officeDocument/2006/relationships" xmlns:m="http://schemas.openxmlformats.org/officeDocument/2006/math" xmlns:v="urn:schemas-microsoft-com:vml" xmlns:wp14="http://schemas.microsoft.com/office/word/2010/wordprocessingDrawing" xmlns:wp="http://schemas.openxmlformats.org/drawingml/2006/wordprocessingDrawing" xmlns:w10="urn:schemas-microsoft-com:office:word" xmlns:w="http://schemas.openxmlformats.org/wordprocessingml/2006/main" xmlns:w14="http://schemas.microsoft.com/office/word/2010/wordml" xmlns:wpg="http://schemas.microsoft.com/office/word/2010/wordprocessingGroup" xmlns:wpi="http://schemas.microsoft.com/office/word/2010/wordprocessingInk" xmlns:wne="http://schemas.microsoft.com/office/word/2006/wordml" xmlns:wps="http://schemas.microsoft.com/office/word/2010/wordprocessingShape" mc:Ignorable="w14 wp14">
-  <w:p>
-    <w:pPr>
-      <w:spacing w:after="0" w:line="259" w:lineRule="auto"/>
-      <w:ind w:left="0" w:right="38" w:firstLine="0"/>
-    </w:pPr>
-  </w:p>
-</w:ftr>
-</file>
-
-<file path=word/footer6.xml><?xml version="1.0" encoding="utf-8"?>
+<file path=word/footer4.xml><?xml version="1.0" encoding="utf-8"?>
 <w:ftr xmlns:wpc="http://schemas.microsoft.com/office/word/2010/wordprocessingCanvas" xmlns:mc="http://schemas.openxmlformats.org/markup-compatibility/2006" xmlns:o="urn:schemas-microsoft-com:office:office" xmlns:r="http://schemas.openxmlformats.org/officeDocument/2006/relationships" xmlns:m="http://schemas.openxmlformats.org/officeDocument/2006/math" xmlns:v="urn:schemas-microsoft-com:vml" xmlns:wp14="http://schemas.microsoft.com/office/word/2010/wordprocessingDrawing" xmlns:wp="http://schemas.openxmlformats.org/drawingml/2006/wordprocessingDrawing" xmlns:w10="urn:schemas-microsoft-com:office:word" xmlns:w="http://schemas.openxmlformats.org/wordprocessingml/2006/main" xmlns:w14="http://schemas.microsoft.com/office/word/2010/wordml" xmlns:wpg="http://schemas.microsoft.com/office/word/2010/wordprocessingGroup" xmlns:wpi="http://schemas.microsoft.com/office/word/2010/wordprocessingInk" xmlns:wne="http://schemas.microsoft.com/office/word/2006/wordml" xmlns:wps="http://schemas.microsoft.com/office/word/2010/wordprocessingShape" mc:Ignorable="w14 wp14">
   <w:p>
     <w:pPr>
@@ -7010,7 +7023,7 @@
   <a:extraClrSchemeLst/>
   <a:extLst>
     <a:ext uri="{05A4C25C-085E-4340-85A3-A5531E510DB2}">
-      <thm15:themeFamily xmlns="" xmlns:thm15="http://schemas.microsoft.com/office/thememl/2012/main" name="Office Theme" id="{62F939B6-93AF-4DB8-9C6B-D6C7DFDC589F}" vid="{4A3C46E8-61CC-4603-A589-7422A47A8E4A}"/>
+      <thm15:themeFamily xmlns:thm15="http://schemas.microsoft.com/office/thememl/2012/main" xmlns="" name="Office Theme" id="{62F939B6-93AF-4DB8-9C6B-D6C7DFDC589F}" vid="{4A3C46E8-61CC-4603-A589-7422A47A8E4A}"/>
     </a:ext>
   </a:extLst>
 </a:theme>
@@ -7021,7 +7034,7 @@
 </file>
 
 <file path=customXml/itemProps1.xml><?xml version="1.0" encoding="utf-8"?>
-<ds:datastoreItem xmlns:ds="http://schemas.openxmlformats.org/officeDocument/2006/customXml" ds:itemID="{37117470-26D3-40C1-AB00-CEAABDA77431}">
+<ds:datastoreItem xmlns:ds="http://schemas.openxmlformats.org/officeDocument/2006/customXml" ds:itemID="{FC4CCCA7-B537-4263-BB80-D61B8C5461C9}">
   <ds:schemaRefs>
     <ds:schemaRef ds:uri="http://schemas.openxmlformats.org/officeDocument/2006/bibliography"/>
   </ds:schemaRefs>
